--- a/docs/DL05-F0987 - Quality Notification.docx
+++ b/docs/DL05-F0987 - Quality Notification.docx
@@ -5829,6 +5829,7 @@
         <w:tab w:val="center" w:pos="4536"/>
         <w:tab w:val="right" w:pos="9072"/>
       </w:tabs>
+      <w:ind w:right="1538"/>
       <w:rPr>
         <w:rFonts w:eastAsiaTheme="minorHAnsi" w:cstheme="minorBidi"/>
         <w:color w:val="808080" w:themeColor="background1" w:themeShade="80"/>
